--- a/technical_protection_of_information/практики/1/2026/Документы/30. Приложение 7 к заявлению — Техдокументация и стандарты.docx
+++ b/technical_protection_of_information/практики/1/2026/Документы/30. Приложение 7 к заявлению — Техдокументация и стандарты.docx
@@ -237,7 +237,7 @@
                 <w:rFonts w:ascii="Times New Roman" w:hAnsi="Times New Roman"/>
                 <w:sz w:val="24"/>
               </w:rPr>
-              <w:t>ГОСТ Р 53114-2008 (требования по защите от ПЭМИН)</w:t>
+              <w:t>ГОСТ Р 53114-2008 (обеспечение информационной безопасности в организации. Основные термины и определения)</w:t>
             </w:r>
           </w:p>
         </w:tc>
@@ -252,7 +252,7 @@
                 <w:rFonts w:ascii="Times New Roman" w:hAnsi="Times New Roman"/>
                 <w:sz w:val="24"/>
               </w:rPr>
-              <w:t>контроль утечки по техническим каналам</w:t>
+              <w:t>все виды работ</w:t>
             </w:r>
           </w:p>
         </w:tc>

--- a/technical_protection_of_information/практики/1/2026/Документы/30. Приложение 7 к заявлению — Техдокументация и стандарты.docx
+++ b/technical_protection_of_information/практики/1/2026/Документы/30. Приложение 7 к заявлению — Техдокументация и стандарты.docx
@@ -137,6 +137,7 @@
         </w:tblPrEx>
         <w:trPr>
           <w:tblHeader/>
+          <w:tblHeader/>
         </w:trPr>
         <w:tc>
           <w:tcPr>
@@ -320,6 +321,7 @@
           </w:tblCellMar>
         </w:tblPrEx>
         <w:trPr>
+          <w:tblHeader/>
           <w:tblHeader/>
         </w:trPr>
         <w:tc>
@@ -438,6 +440,7 @@
         <w:trPr>
           <w:trHeight w:val="482"/>
           <w:cantSplit/>
+          <w:cantSplit/>
         </w:trPr>
         <w:tc>
           <w:tcPr>
@@ -447,6 +450,7 @@
             <w:pPr>
               <w:keepLines/>
               <w:widowControl/>
+              <w:spacing w:after="0" w:line="240" w:lineRule="auto"/>
               <w:jc w:val="center"/>
               <w:rPr>
                 <w:sz w:val="22"/>
@@ -470,17 +474,18 @@
             <w:pPr>
               <w:keepLines/>
               <w:widowControl/>
-              <w:rPr>
-                <w:sz w:val="22"/>
-                <w:szCs w:val="22"/>
-              </w:rPr>
-            </w:pPr>
-            <w:r>
-              <w:rPr>
-                <w:rFonts w:ascii="Times New Roman" w:hAnsi="Times New Roman"/>
-                <w:sz w:val="22"/>
-              </w:rPr>
-              <w:t>ГОСТ Р 50922-2006 (основные термины и определения в области ТЗИ)</w:t>
+              <w:spacing w:after="0" w:line="240" w:lineRule="auto"/>
+              <w:rPr>
+                <w:sz w:val="22"/>
+                <w:szCs w:val="22"/>
+              </w:rPr>
+            </w:pPr>
+            <w:r>
+              <w:rPr>
+                <w:rFonts w:ascii="Times New Roman" w:hAnsi="Times New Roman"/>
+                <w:sz w:val="22"/>
+              </w:rPr>
+              <w:t>ГОСТ Р 50922-2006</w:t>
             </w:r>
           </w:p>
         </w:tc>
@@ -492,16 +497,18 @@
             <w:pPr>
               <w:keepLines/>
               <w:widowControl/>
-              <w:rPr>
-                <w:sz w:val="22"/>
-                <w:szCs w:val="22"/>
-              </w:rPr>
-            </w:pPr>
-            <w:r>
-              <w:rPr>
-                <w:rFonts w:ascii="Times New Roman" w:hAnsi="Times New Roman"/>
-                <w:sz w:val="22"/>
-              </w:rPr>
+              <w:spacing w:after="0" w:line="240" w:lineRule="auto"/>
+              <w:rPr>
+                <w:sz w:val="22"/>
+                <w:szCs w:val="22"/>
+              </w:rPr>
+            </w:pPr>
+            <w:r>
+              <w:rPr>
+                <w:rFonts w:ascii="Times New Roman" w:hAnsi="Times New Roman"/>
+                <w:sz w:val="22"/>
+              </w:rPr>
+              <w:t>Не ДСП</w:t>
             </w:r>
           </w:p>
         </w:tc>
@@ -513,17 +520,19 @@
             <w:pPr>
               <w:keepLines/>
               <w:widowControl/>
-              <w:jc w:val="center"/>
-              <w:rPr>
-                <w:sz w:val="22"/>
-                <w:szCs w:val="22"/>
-              </w:rPr>
-            </w:pPr>
-            <w:r>
-              <w:rPr>
-                <w:rFonts w:ascii="Times New Roman" w:hAnsi="Times New Roman"/>
-                <w:sz w:val="22"/>
-              </w:rPr>
+              <w:spacing w:after="0" w:line="240" w:lineRule="auto"/>
+              <w:jc w:val="center"/>
+              <w:rPr>
+                <w:sz w:val="22"/>
+                <w:szCs w:val="22"/>
+              </w:rPr>
+            </w:pPr>
+            <w:r>
+              <w:rPr>
+                <w:rFonts w:ascii="Times New Roman" w:hAnsi="Times New Roman"/>
+                <w:sz w:val="22"/>
+              </w:rPr>
+              <w:t>51</w:t>
             </w:r>
           </w:p>
         </w:tc>
@@ -535,17 +544,18 @@
             <w:pPr>
               <w:keepLines/>
               <w:widowControl/>
-              <w:rPr>
-                <w:sz w:val="22"/>
-                <w:szCs w:val="22"/>
-              </w:rPr>
-            </w:pPr>
-            <w:r>
-              <w:rPr>
-                <w:rFonts w:ascii="Times New Roman" w:hAnsi="Times New Roman"/>
-                <w:sz w:val="22"/>
-              </w:rPr>
-              <w:t>все виды работ</w:t>
+              <w:spacing w:after="0" w:line="240" w:lineRule="auto"/>
+              <w:rPr>
+                <w:sz w:val="22"/>
+                <w:szCs w:val="22"/>
+              </w:rPr>
+            </w:pPr>
+            <w:r>
+              <w:rPr>
+                <w:rFonts w:ascii="Times New Roman" w:hAnsi="Times New Roman"/>
+                <w:sz w:val="22"/>
+              </w:rPr>
+              <w:t>Термины защиты информации</w:t>
             </w:r>
           </w:p>
         </w:tc>
@@ -560,6 +570,7 @@
         <w:trPr>
           <w:trHeight w:val="482"/>
           <w:cantSplit/>
+          <w:cantSplit/>
         </w:trPr>
         <w:tc>
           <w:tcPr>
@@ -569,6 +580,7 @@
             <w:pPr>
               <w:keepLines/>
               <w:widowControl/>
+              <w:spacing w:after="0" w:line="240" w:lineRule="auto"/>
               <w:jc w:val="center"/>
               <w:rPr>
                 <w:sz w:val="22"/>
@@ -592,17 +604,18 @@
             <w:pPr>
               <w:keepLines/>
               <w:widowControl/>
-              <w:rPr>
-                <w:sz w:val="22"/>
-                <w:szCs w:val="22"/>
-              </w:rPr>
-            </w:pPr>
-            <w:r>
-              <w:rPr>
-                <w:rFonts w:ascii="Times New Roman" w:hAnsi="Times New Roman"/>
-                <w:sz w:val="22"/>
-              </w:rPr>
-              <w:t>ГОСТ Р 53114-2008 (обеспечение информационной безопасности в организации. Основные термины и определения)</w:t>
+              <w:spacing w:after="0" w:line="240" w:lineRule="auto"/>
+              <w:rPr>
+                <w:sz w:val="22"/>
+                <w:szCs w:val="22"/>
+              </w:rPr>
+            </w:pPr>
+            <w:r>
+              <w:rPr>
+                <w:rFonts w:ascii="Times New Roman" w:hAnsi="Times New Roman"/>
+                <w:sz w:val="22"/>
+              </w:rPr>
+              <w:t>ГОСТ Р 53114-2008</w:t>
             </w:r>
           </w:p>
         </w:tc>
@@ -614,16 +627,18 @@
             <w:pPr>
               <w:keepLines/>
               <w:widowControl/>
-              <w:rPr>
-                <w:sz w:val="22"/>
-                <w:szCs w:val="22"/>
-              </w:rPr>
-            </w:pPr>
-            <w:r>
-              <w:rPr>
-                <w:rFonts w:ascii="Times New Roman" w:hAnsi="Times New Roman"/>
-                <w:sz w:val="22"/>
-              </w:rPr>
+              <w:spacing w:after="0" w:line="240" w:lineRule="auto"/>
+              <w:rPr>
+                <w:sz w:val="22"/>
+                <w:szCs w:val="22"/>
+              </w:rPr>
+            </w:pPr>
+            <w:r>
+              <w:rPr>
+                <w:rFonts w:ascii="Times New Roman" w:hAnsi="Times New Roman"/>
+                <w:sz w:val="22"/>
+              </w:rPr>
+              <w:t>Не ДСП</w:t>
             </w:r>
           </w:p>
         </w:tc>
@@ -635,17 +650,19 @@
             <w:pPr>
               <w:keepLines/>
               <w:widowControl/>
-              <w:jc w:val="center"/>
-              <w:rPr>
-                <w:sz w:val="22"/>
-                <w:szCs w:val="22"/>
-              </w:rPr>
-            </w:pPr>
-            <w:r>
-              <w:rPr>
-                <w:rFonts w:ascii="Times New Roman" w:hAnsi="Times New Roman"/>
-                <w:sz w:val="22"/>
-              </w:rPr>
+              <w:spacing w:after="0" w:line="240" w:lineRule="auto"/>
+              <w:jc w:val="center"/>
+              <w:rPr>
+                <w:sz w:val="22"/>
+                <w:szCs w:val="22"/>
+              </w:rPr>
+            </w:pPr>
+            <w:r>
+              <w:rPr>
+                <w:rFonts w:ascii="Times New Roman" w:hAnsi="Times New Roman"/>
+                <w:sz w:val="22"/>
+              </w:rPr>
+              <w:t>73</w:t>
             </w:r>
           </w:p>
         </w:tc>
@@ -657,17 +674,18 @@
             <w:pPr>
               <w:keepLines/>
               <w:widowControl/>
-              <w:rPr>
-                <w:sz w:val="22"/>
-                <w:szCs w:val="22"/>
-              </w:rPr>
-            </w:pPr>
-            <w:r>
-              <w:rPr>
-                <w:rFonts w:ascii="Times New Roman" w:hAnsi="Times New Roman"/>
-                <w:sz w:val="22"/>
-              </w:rPr>
-              <w:t>все виды работ</w:t>
+              <w:spacing w:after="0" w:line="240" w:lineRule="auto"/>
+              <w:rPr>
+                <w:sz w:val="22"/>
+                <w:szCs w:val="22"/>
+              </w:rPr>
+            </w:pPr>
+            <w:r>
+              <w:rPr>
+                <w:rFonts w:ascii="Times New Roman" w:hAnsi="Times New Roman"/>
+                <w:sz w:val="22"/>
+              </w:rPr>
+              <w:t>Термины обеспечения ИБ</w:t>
             </w:r>
           </w:p>
         </w:tc>
@@ -682,6 +700,7 @@
         <w:trPr>
           <w:trHeight w:val="482"/>
           <w:cantSplit/>
+          <w:cantSplit/>
         </w:trPr>
         <w:tc>
           <w:tcPr>
@@ -691,6 +710,7 @@
             <w:pPr>
               <w:keepLines/>
               <w:widowControl/>
+              <w:spacing w:after="0" w:line="240" w:lineRule="auto"/>
               <w:jc w:val="center"/>
               <w:rPr>
                 <w:sz w:val="22"/>
@@ -714,17 +734,18 @@
             <w:pPr>
               <w:keepLines/>
               <w:widowControl/>
-              <w:rPr>
-                <w:sz w:val="22"/>
-                <w:szCs w:val="22"/>
-              </w:rPr>
-            </w:pPr>
-            <w:r>
-              <w:rPr>
-                <w:rFonts w:ascii="Times New Roman" w:hAnsi="Times New Roman"/>
-                <w:sz w:val="22"/>
-              </w:rPr>
-              <w:t>Методика определения актуальных угроз безопасности персональных данных (ФСТЭК, 14.02.2008)</w:t>
+              <w:spacing w:after="0" w:line="240" w:lineRule="auto"/>
+              <w:rPr>
+                <w:sz w:val="22"/>
+                <w:szCs w:val="22"/>
+              </w:rPr>
+            </w:pPr>
+            <w:r>
+              <w:rPr>
+                <w:rFonts w:ascii="Times New Roman" w:hAnsi="Times New Roman"/>
+                <w:sz w:val="22"/>
+              </w:rPr>
+              <w:t>Методика оценки угроз, ФСТЭК 05.02.2021</w:t>
             </w:r>
           </w:p>
         </w:tc>
@@ -736,16 +757,18 @@
             <w:pPr>
               <w:keepLines/>
               <w:widowControl/>
-              <w:rPr>
-                <w:sz w:val="22"/>
-                <w:szCs w:val="22"/>
-              </w:rPr>
-            </w:pPr>
-            <w:r>
-              <w:rPr>
-                <w:rFonts w:ascii="Times New Roman" w:hAnsi="Times New Roman"/>
-                <w:sz w:val="22"/>
-              </w:rPr>
+              <w:spacing w:after="0" w:line="240" w:lineRule="auto"/>
+              <w:rPr>
+                <w:sz w:val="22"/>
+                <w:szCs w:val="22"/>
+              </w:rPr>
+            </w:pPr>
+            <w:r>
+              <w:rPr>
+                <w:rFonts w:ascii="Times New Roman" w:hAnsi="Times New Roman"/>
+                <w:sz w:val="22"/>
+              </w:rPr>
+              <w:t>Не ДСП</w:t>
             </w:r>
           </w:p>
         </w:tc>
@@ -757,17 +780,19 @@
             <w:pPr>
               <w:keepLines/>
               <w:widowControl/>
-              <w:jc w:val="center"/>
-              <w:rPr>
-                <w:sz w:val="22"/>
-                <w:szCs w:val="22"/>
-              </w:rPr>
-            </w:pPr>
-            <w:r>
-              <w:rPr>
-                <w:rFonts w:ascii="Times New Roman" w:hAnsi="Times New Roman"/>
-                <w:sz w:val="22"/>
-              </w:rPr>
+              <w:spacing w:after="0" w:line="240" w:lineRule="auto"/>
+              <w:jc w:val="center"/>
+              <w:rPr>
+                <w:sz w:val="22"/>
+                <w:szCs w:val="22"/>
+              </w:rPr>
+            </w:pPr>
+            <w:r>
+              <w:rPr>
+                <w:rFonts w:ascii="Times New Roman" w:hAnsi="Times New Roman"/>
+                <w:sz w:val="22"/>
+              </w:rPr>
+              <w:t>27</w:t>
             </w:r>
           </w:p>
         </w:tc>
@@ -779,17 +804,18 @@
             <w:pPr>
               <w:keepLines/>
               <w:widowControl/>
-              <w:rPr>
-                <w:sz w:val="22"/>
-                <w:szCs w:val="22"/>
-              </w:rPr>
-            </w:pPr>
-            <w:r>
-              <w:rPr>
-                <w:rFonts w:ascii="Times New Roman" w:hAnsi="Times New Roman"/>
-                <w:sz w:val="22"/>
-              </w:rPr>
-              <w:t>контроль от НСД, аттестация</w:t>
+              <w:spacing w:after="0" w:line="240" w:lineRule="auto"/>
+              <w:rPr>
+                <w:sz w:val="22"/>
+                <w:szCs w:val="22"/>
+              </w:rPr>
+            </w:pPr>
+            <w:r>
+              <w:rPr>
+                <w:rFonts w:ascii="Times New Roman" w:hAnsi="Times New Roman"/>
+                <w:sz w:val="22"/>
+              </w:rPr>
+              <w:t>Основание модели угроз</w:t>
             </w:r>
           </w:p>
         </w:tc>
@@ -804,6 +830,7 @@
         <w:trPr>
           <w:trHeight w:val="482"/>
           <w:cantSplit/>
+          <w:cantSplit/>
         </w:trPr>
         <w:tc>
           <w:tcPr>
@@ -813,6 +840,7 @@
             <w:pPr>
               <w:keepLines/>
               <w:widowControl/>
+              <w:spacing w:after="0" w:line="240" w:lineRule="auto"/>
               <w:jc w:val="center"/>
               <w:rPr>
                 <w:sz w:val="22"/>
@@ -836,17 +864,18 @@
             <w:pPr>
               <w:keepLines/>
               <w:widowControl/>
-              <w:rPr>
-                <w:sz w:val="22"/>
-                <w:szCs w:val="22"/>
-              </w:rPr>
-            </w:pPr>
-            <w:r>
-              <w:rPr>
-                <w:rFonts w:ascii="Times New Roman" w:hAnsi="Times New Roman"/>
-                <w:sz w:val="22"/>
-              </w:rPr>
-              <w:t>Методика оценки угроз безопасности информации (ФСТЭК, 18.02.2021)</w:t>
+              <w:spacing w:after="0" w:line="240" w:lineRule="auto"/>
+              <w:rPr>
+                <w:sz w:val="22"/>
+                <w:szCs w:val="22"/>
+              </w:rPr>
+            </w:pPr>
+            <w:r>
+              <w:rPr>
+                <w:rFonts w:ascii="Times New Roman" w:hAnsi="Times New Roman"/>
+                <w:sz w:val="22"/>
+              </w:rPr>
+              <w:t>Положение, ПП РФ № 79 от 03.02.2012</w:t>
             </w:r>
           </w:p>
         </w:tc>
@@ -858,16 +887,18 @@
             <w:pPr>
               <w:keepLines/>
               <w:widowControl/>
-              <w:rPr>
-                <w:sz w:val="22"/>
-                <w:szCs w:val="22"/>
-              </w:rPr>
-            </w:pPr>
-            <w:r>
-              <w:rPr>
-                <w:rFonts w:ascii="Times New Roman" w:hAnsi="Times New Roman"/>
-                <w:sz w:val="22"/>
-              </w:rPr>
+              <w:spacing w:after="0" w:line="240" w:lineRule="auto"/>
+              <w:rPr>
+                <w:sz w:val="22"/>
+                <w:szCs w:val="22"/>
+              </w:rPr>
+            </w:pPr>
+            <w:r>
+              <w:rPr>
+                <w:rFonts w:ascii="Times New Roman" w:hAnsi="Times New Roman"/>
+                <w:sz w:val="22"/>
+              </w:rPr>
+              <w:t>Не ДСП</w:t>
             </w:r>
           </w:p>
         </w:tc>
@@ -879,17 +910,19 @@
             <w:pPr>
               <w:keepLines/>
               <w:widowControl/>
-              <w:jc w:val="center"/>
-              <w:rPr>
-                <w:sz w:val="22"/>
-                <w:szCs w:val="22"/>
-              </w:rPr>
-            </w:pPr>
-            <w:r>
-              <w:rPr>
-                <w:rFonts w:ascii="Times New Roman" w:hAnsi="Times New Roman"/>
-                <w:sz w:val="22"/>
-              </w:rPr>
+              <w:spacing w:after="0" w:line="240" w:lineRule="auto"/>
+              <w:jc w:val="center"/>
+              <w:rPr>
+                <w:sz w:val="22"/>
+                <w:szCs w:val="22"/>
+              </w:rPr>
+            </w:pPr>
+            <w:r>
+              <w:rPr>
+                <w:rFonts w:ascii="Times New Roman" w:hAnsi="Times New Roman"/>
+                <w:sz w:val="22"/>
+              </w:rPr>
+              <w:t>1</w:t>
             </w:r>
           </w:p>
         </w:tc>
@@ -901,17 +934,18 @@
             <w:pPr>
               <w:keepLines/>
               <w:widowControl/>
-              <w:rPr>
-                <w:sz w:val="22"/>
-                <w:szCs w:val="22"/>
-              </w:rPr>
-            </w:pPr>
-            <w:r>
-              <w:rPr>
-                <w:rFonts w:ascii="Times New Roman" w:hAnsi="Times New Roman"/>
-                <w:sz w:val="22"/>
-              </w:rPr>
-              <w:t>аттестационные испытания</w:t>
+              <w:spacing w:after="0" w:line="240" w:lineRule="auto"/>
+              <w:rPr>
+                <w:sz w:val="22"/>
+                <w:szCs w:val="22"/>
+              </w:rPr>
+            </w:pPr>
+            <w:r>
+              <w:rPr>
+                <w:rFonts w:ascii="Times New Roman" w:hAnsi="Times New Roman"/>
+                <w:sz w:val="22"/>
+              </w:rPr>
+              <w:t>Лицензионные требования</w:t>
             </w:r>
           </w:p>
         </w:tc>
@@ -926,6 +960,7 @@
         <w:trPr>
           <w:trHeight w:val="482"/>
           <w:cantSplit/>
+          <w:cantSplit/>
         </w:trPr>
         <w:tc>
           <w:tcPr>
@@ -933,9 +968,9 @@
           </w:tcPr>
           <w:p>
             <w:pPr>
-              <w:keepNext/>
-              <w:keepLines/>
-              <w:widowControl/>
+              <w:keepLines/>
+              <w:widowControl/>
+              <w:spacing w:after="0" w:line="240" w:lineRule="auto"/>
               <w:jc w:val="center"/>
               <w:rPr>
                 <w:sz w:val="22"/>
@@ -957,20 +992,20 @@
           </w:tcPr>
           <w:p>
             <w:pPr>
-              <w:keepNext/>
-              <w:keepLines/>
-              <w:widowControl/>
-              <w:rPr>
-                <w:sz w:val="22"/>
-                <w:szCs w:val="22"/>
-              </w:rPr>
-            </w:pPr>
-            <w:r>
-              <w:rPr>
-                <w:rFonts w:ascii="Times New Roman" w:hAnsi="Times New Roman"/>
-                <w:sz w:val="22"/>
-              </w:rPr>
-              <w:t>Банк данных угроз безопасности информации ФСТЭК (bdu.fstec.ru)</w:t>
+              <w:keepLines/>
+              <w:widowControl/>
+              <w:spacing w:after="0" w:line="240" w:lineRule="auto"/>
+              <w:rPr>
+                <w:sz w:val="22"/>
+                <w:szCs w:val="22"/>
+              </w:rPr>
+            </w:pPr>
+            <w:r>
+              <w:rPr>
+                <w:rFonts w:ascii="Times New Roman" w:hAnsi="Times New Roman"/>
+                <w:sz w:val="22"/>
+              </w:rPr>
+              <w:t>Паспорт АС-01; техпроцесс; регламенты ЖН-01 и РК-01</w:t>
             </w:r>
           </w:p>
         </w:tc>
@@ -980,19 +1015,20 @@
           </w:tcPr>
           <w:p>
             <w:pPr>
-              <w:keepNext/>
-              <w:keepLines/>
-              <w:widowControl/>
-              <w:rPr>
-                <w:sz w:val="22"/>
-                <w:szCs w:val="22"/>
-              </w:rPr>
-            </w:pPr>
-            <w:r>
-              <w:rPr>
-                <w:rFonts w:ascii="Times New Roman" w:hAnsi="Times New Roman"/>
-                <w:sz w:val="22"/>
-              </w:rPr>
+              <w:keepLines/>
+              <w:widowControl/>
+              <w:spacing w:after="0" w:line="240" w:lineRule="auto"/>
+              <w:rPr>
+                <w:sz w:val="22"/>
+                <w:szCs w:val="22"/>
+              </w:rPr>
+            </w:pPr>
+            <w:r>
+              <w:rPr>
+                <w:rFonts w:ascii="Times New Roman" w:hAnsi="Times New Roman"/>
+                <w:sz w:val="22"/>
+              </w:rPr>
+              <w:t>Внутренний учёт ОРД-01–04</w:t>
             </w:r>
           </w:p>
         </w:tc>
@@ -1002,20 +1038,21 @@
           </w:tcPr>
           <w:p>
             <w:pPr>
-              <w:keepNext/>
-              <w:keepLines/>
-              <w:widowControl/>
-              <w:jc w:val="center"/>
-              <w:rPr>
-                <w:sz w:val="22"/>
-                <w:szCs w:val="22"/>
-              </w:rPr>
-            </w:pPr>
-            <w:r>
-              <w:rPr>
-                <w:rFonts w:ascii="Times New Roman" w:hAnsi="Times New Roman"/>
-                <w:sz w:val="22"/>
-              </w:rPr>
+              <w:keepLines/>
+              <w:widowControl/>
+              <w:spacing w:after="0" w:line="240" w:lineRule="auto"/>
+              <w:jc w:val="center"/>
+              <w:rPr>
+                <w:sz w:val="22"/>
+                <w:szCs w:val="22"/>
+              </w:rPr>
+            </w:pPr>
+            <w:r>
+              <w:rPr>
+                <w:rFonts w:ascii="Times New Roman" w:hAnsi="Times New Roman"/>
+                <w:sz w:val="22"/>
+              </w:rPr>
+              <w:t>Внутренние документы</w:t>
             </w:r>
           </w:p>
         </w:tc>
@@ -1025,20 +1062,150 @@
           </w:tcPr>
           <w:p>
             <w:pPr>
-              <w:keepNext/>
-              <w:keepLines/>
-              <w:widowControl/>
-              <w:rPr>
-                <w:sz w:val="22"/>
-                <w:szCs w:val="22"/>
-              </w:rPr>
-            </w:pPr>
-            <w:r>
-              <w:rPr>
-                <w:rFonts w:ascii="Times New Roman" w:hAnsi="Times New Roman"/>
-                <w:sz w:val="22"/>
-              </w:rPr>
-              <w:t>все виды работ</w:t>
+              <w:keepLines/>
+              <w:widowControl/>
+              <w:spacing w:after="0" w:line="240" w:lineRule="auto"/>
+              <w:rPr>
+                <w:sz w:val="22"/>
+                <w:szCs w:val="22"/>
+              </w:rPr>
+            </w:pPr>
+            <w:r>
+              <w:rPr>
+                <w:rFonts w:ascii="Times New Roman" w:hAnsi="Times New Roman"/>
+                <w:sz w:val="22"/>
+              </w:rPr>
+              <w:t>Документы № 27,39,42,43</w:t>
+            </w:r>
+          </w:p>
+        </w:tc>
+      </w:tr>
+      <w:tr>
+        <w:tblPrEx>
+          <w:tblCellMar>
+            <w:top w:w="0" w:type="dxa"/>
+            <w:bottom w:w="0" w:type="dxa"/>
+          </w:tblCellMar>
+        </w:tblPrEx>
+        <w:trPr>
+          <w:trHeight w:val="482"/>
+          <w:cantSplit/>
+          <w:cantSplit/>
+        </w:trPr>
+        <w:tc>
+          <w:tcPr>
+            <w:tcW w:w="567" w:type="dxa"/>
+          </w:tcPr>
+          <w:p>
+            <w:pPr>
+              <w:keepLines/>
+              <w:widowControl/>
+              <w:spacing w:after="0" w:line="240" w:lineRule="auto"/>
+              <w:jc w:val="center"/>
+              <w:rPr>
+                <w:sz w:val="22"/>
+                <w:szCs w:val="22"/>
+              </w:rPr>
+            </w:pPr>
+            <w:r>
+              <w:rPr>
+                <w:rFonts w:ascii="Times New Roman" w:hAnsi="Times New Roman"/>
+                <w:sz w:val="22"/>
+              </w:rPr>
+              <w:t>6</w:t>
+            </w:r>
+          </w:p>
+        </w:tc>
+        <w:tc>
+          <w:tcPr>
+            <w:tcW w:w="2722" w:type="dxa"/>
+          </w:tcPr>
+          <w:p>
+            <w:pPr>
+              <w:keepLines/>
+              <w:widowControl/>
+              <w:spacing w:after="0" w:line="240" w:lineRule="auto"/>
+              <w:rPr>
+                <w:sz w:val="22"/>
+                <w:szCs w:val="22"/>
+              </w:rPr>
+            </w:pPr>
+            <w:r>
+              <w:rPr>
+                <w:rFonts w:ascii="Times New Roman" w:hAnsi="Times New Roman"/>
+                <w:sz w:val="22"/>
+              </w:rPr>
+              <w:t>Руководства Astra Linux SE 1.8 и KES Linux 12.4</w:t>
+            </w:r>
+          </w:p>
+        </w:tc>
+        <w:tc>
+          <w:tcPr>
+            <w:tcW w:w="1871" w:type="dxa"/>
+          </w:tcPr>
+          <w:p>
+            <w:pPr>
+              <w:keepLines/>
+              <w:widowControl/>
+              <w:spacing w:after="0" w:line="240" w:lineRule="auto"/>
+              <w:rPr>
+                <w:sz w:val="22"/>
+                <w:szCs w:val="22"/>
+              </w:rPr>
+            </w:pPr>
+            <w:r>
+              <w:rPr>
+                <w:rFonts w:ascii="Times New Roman" w:hAnsi="Times New Roman"/>
+                <w:sz w:val="22"/>
+              </w:rPr>
+              <w:t>Не ДСП</w:t>
+            </w:r>
+          </w:p>
+        </w:tc>
+        <w:tc>
+          <w:tcPr>
+            <w:tcW w:w="2722" w:type="dxa"/>
+          </w:tcPr>
+          <w:p>
+            <w:pPr>
+              <w:keepLines/>
+              <w:widowControl/>
+              <w:spacing w:after="0" w:line="240" w:lineRule="auto"/>
+              <w:jc w:val="center"/>
+              <w:rPr>
+                <w:sz w:val="22"/>
+                <w:szCs w:val="22"/>
+              </w:rPr>
+            </w:pPr>
+            <w:r>
+              <w:rPr>
+                <w:rFonts w:ascii="Times New Roman" w:hAnsi="Times New Roman"/>
+                <w:sz w:val="22"/>
+              </w:rPr>
+              <w:t>Эксплуатационная документация выбранных средств</w:t>
+            </w:r>
+          </w:p>
+        </w:tc>
+        <w:tc>
+          <w:tcPr>
+            <w:tcW w:w="2098" w:type="dxa"/>
+          </w:tcPr>
+          <w:p>
+            <w:pPr>
+              <w:keepLines/>
+              <w:widowControl/>
+              <w:spacing w:after="0" w:line="240" w:lineRule="auto"/>
+              <w:rPr>
+                <w:sz w:val="22"/>
+                <w:szCs w:val="22"/>
+              </w:rPr>
+            </w:pPr>
+            <w:r>
+              <w:rPr>
+                <w:rFonts w:ascii="Times New Roman" w:hAnsi="Times New Roman"/>
+                <w:sz w:val="22"/>
+              </w:rPr>
+              <w:t>Источники производителя; см. каталог материалов</w:t>
             </w:r>
           </w:p>
         </w:tc>
